--- a/zht/docx/45.content.docx
+++ b/zht/docx/45.content.docx
@@ -22796,19 +22796,7 @@
         <w:rPr>
           <w:lang w:val="zh_TW" w:bidi="zh_TW"/>
         </w:rPr>
-        <w:t>）。更合理的解釋或許是保羅曾在這些人離開羅馬期間與他們相識（見</w:t>
-      </w:r>
-      <w:r>
-        <w:rPr>
-          <w:lang w:val="zh_TW" w:bidi="zh_TW"/>
-        </w:rPr>
-        <w:t>羅馬書簡介</w:t>
-      </w:r>
-      <w:r>
-        <w:rPr>
-          <w:lang w:val="zh_TW" w:bidi="zh_TW"/>
-        </w:rPr>
-        <w:t>，「背景」）。</w:t>
+        <w:t>）。更合理的解釋或許是保羅曾在這些人離開羅馬期間與他們相識（見羅馬書簡介，「背景」）。</w:t>
       </w:r>
       <w:r>
         <w:rPr>
